--- a/data/exports/gaseous-state_revision_notes.docx
+++ b/data/exports/gaseous-state_revision_notes.docx
@@ -189,7 +189,7 @@
                 <w:color w:val="2D3748"/>
                 <w:sz w:val="19"/>
               </w:rPr>
-              <w:t>Gaseous State - Core Application</w:t>
+              <w:t>Gaseous State — Standard Calculations &amp; Problem Archetypes</w:t>
             </w:r>
           </w:p>
         </w:tc>
@@ -209,7 +209,7 @@
               <w:rPr>
                 <w:sz w:val="19"/>
               </w:rPr>
-              <w:t>63 PYQs</w:t>
+              <w:t>36 PYQs</w:t>
             </w:r>
           </w:p>
         </w:tc>
@@ -230,7 +230,181 @@
                 <w:color w:val="718096"/>
                 <w:sz w:val="19"/>
               </w:rPr>
-              <w:t>General Concept</w:t>
+              <w:t>Quantitative Analysis</w:t>
+            </w:r>
+          </w:p>
+        </w:tc>
+      </w:tr>
+      <w:tr>
+        <w:tc>
+          <w:tcPr>
+            <w:tcW w:type="dxa" w:w="2160"/>
+            <w:shd w:fill="FFFFFF"/>
+            <w:tcMar>
+              <w:top w:w="80" w:type="dxa"/>
+              <w:bottom w:w="80" w:type="dxa"/>
+              <w:left w:w="150" w:type="dxa"/>
+              <w:right w:w="150" w:type="dxa"/>
+            </w:tcMar>
+          </w:tcPr>
+          <w:p>
+            <w:r>
+              <w:rPr>
+                <w:b/>
+                <w:color w:val="C53030"/>
+                <w:sz w:val="19"/>
+              </w:rPr>
+              <w:t>Very High</w:t>
+            </w:r>
+          </w:p>
+        </w:tc>
+        <w:tc>
+          <w:tcPr>
+            <w:tcW w:type="dxa" w:w="4320"/>
+            <w:shd w:fill="FFFFFF"/>
+            <w:tcMar>
+              <w:top w:w="80" w:type="dxa"/>
+              <w:bottom w:w="80" w:type="dxa"/>
+              <w:left w:w="150" w:type="dxa"/>
+              <w:right w:w="150" w:type="dxa"/>
+            </w:tcMar>
+          </w:tcPr>
+          <w:p>
+            <w:r>
+              <w:rPr>
+                <w:b/>
+                <w:color w:val="2D3748"/>
+                <w:sz w:val="19"/>
+              </w:rPr>
+              <w:t>Gaseous State — Core Principles &amp; Governing Laws</w:t>
+            </w:r>
+          </w:p>
+        </w:tc>
+        <w:tc>
+          <w:tcPr>
+            <w:tcW w:type="dxa" w:w="1728"/>
+            <w:shd w:fill="FFFFFF"/>
+            <w:tcMar>
+              <w:top w:w="80" w:type="dxa"/>
+              <w:bottom w:w="80" w:type="dxa"/>
+              <w:left w:w="150" w:type="dxa"/>
+              <w:right w:w="150" w:type="dxa"/>
+            </w:tcMar>
+          </w:tcPr>
+          <w:p>
+            <w:r>
+              <w:rPr>
+                <w:sz w:val="19"/>
+              </w:rPr>
+              <w:t>17 PYQs</w:t>
+            </w:r>
+          </w:p>
+        </w:tc>
+        <w:tc>
+          <w:tcPr>
+            <w:tcW w:type="dxa" w:w="1872"/>
+            <w:shd w:fill="FFFFFF"/>
+            <w:tcMar>
+              <w:top w:w="80" w:type="dxa"/>
+              <w:bottom w:w="80" w:type="dxa"/>
+              <w:left w:w="150" w:type="dxa"/>
+              <w:right w:w="150" w:type="dxa"/>
+            </w:tcMar>
+          </w:tcPr>
+          <w:p>
+            <w:r>
+              <w:rPr>
+                <w:color w:val="718096"/>
+                <w:sz w:val="19"/>
+              </w:rPr>
+              <w:t>Core Principle</w:t>
+            </w:r>
+          </w:p>
+        </w:tc>
+      </w:tr>
+      <w:tr>
+        <w:tc>
+          <w:tcPr>
+            <w:tcW w:type="dxa" w:w="2160"/>
+            <w:shd w:fill="F7FAFC"/>
+            <w:tcMar>
+              <w:top w:w="80" w:type="dxa"/>
+              <w:bottom w:w="80" w:type="dxa"/>
+              <w:left w:w="150" w:type="dxa"/>
+              <w:right w:w="150" w:type="dxa"/>
+            </w:tcMar>
+          </w:tcPr>
+          <w:p>
+            <w:r>
+              <w:rPr>
+                <w:b/>
+                <w:color w:val="2B6CB0"/>
+                <w:sz w:val="19"/>
+              </w:rPr>
+              <w:t>High</w:t>
+            </w:r>
+          </w:p>
+        </w:tc>
+        <w:tc>
+          <w:tcPr>
+            <w:tcW w:type="dxa" w:w="4320"/>
+            <w:shd w:fill="F7FAFC"/>
+            <w:tcMar>
+              <w:top w:w="80" w:type="dxa"/>
+              <w:bottom w:w="80" w:type="dxa"/>
+              <w:left w:w="150" w:type="dxa"/>
+              <w:right w:w="150" w:type="dxa"/>
+            </w:tcMar>
+          </w:tcPr>
+          <w:p>
+            <w:r>
+              <w:rPr>
+                <w:b/>
+                <w:color w:val="2D3748"/>
+                <w:sz w:val="19"/>
+              </w:rPr>
+              <w:t>Gaseous State — Applied Cases, Reactions &amp; Traps</w:t>
+            </w:r>
+          </w:p>
+        </w:tc>
+        <w:tc>
+          <w:tcPr>
+            <w:tcW w:type="dxa" w:w="1728"/>
+            <w:shd w:fill="F7FAFC"/>
+            <w:tcMar>
+              <w:top w:w="80" w:type="dxa"/>
+              <w:bottom w:w="80" w:type="dxa"/>
+              <w:left w:w="150" w:type="dxa"/>
+              <w:right w:w="150" w:type="dxa"/>
+            </w:tcMar>
+          </w:tcPr>
+          <w:p>
+            <w:r>
+              <w:rPr>
+                <w:sz w:val="19"/>
+              </w:rPr>
+              <w:t>13 PYQs</w:t>
+            </w:r>
+          </w:p>
+        </w:tc>
+        <w:tc>
+          <w:tcPr>
+            <w:tcW w:type="dxa" w:w="1872"/>
+            <w:shd w:fill="F7FAFC"/>
+            <w:tcMar>
+              <w:top w:w="80" w:type="dxa"/>
+              <w:bottom w:w="80" w:type="dxa"/>
+              <w:left w:w="150" w:type="dxa"/>
+              <w:right w:w="150" w:type="dxa"/>
+            </w:tcMar>
+          </w:tcPr>
+          <w:p>
+            <w:r>
+              <w:rPr>
+                <w:color w:val="718096"/>
+                <w:sz w:val="19"/>
+              </w:rPr>
+              <w:t>Applied Topics</w:t>
             </w:r>
           </w:p>
         </w:tc>
@@ -311,6 +485,144 @@
           </w:p>
         </w:tc>
       </w:tr>
+      <w:tr>
+        <w:tc>
+          <w:tcPr>
+            <w:tcW w:type="dxa" w:w="3600"/>
+            <w:shd w:fill="F7FAFC"/>
+            <w:tcMar>
+              <w:top w:w="100" w:type="dxa"/>
+              <w:bottom w:w="100" w:type="dxa"/>
+              <w:left w:w="150" w:type="dxa"/>
+              <w:right w:w="150" w:type="dxa"/>
+            </w:tcMar>
+          </w:tcPr>
+          <w:p>
+            <w:r>
+              <w:rPr>
+                <w:b/>
+                <w:color w:val="1A365D"/>
+                <w:sz w:val="19"/>
+              </w:rPr>
+              <w:t>Gaseous State — Standard Calculations &amp; Problem Archetypes</w:t>
+            </w:r>
+          </w:p>
+        </w:tc>
+        <w:tc>
+          <w:tcPr>
+            <w:tcW w:type="dxa" w:w="6480"/>
+            <w:shd w:fill="F7FAFC"/>
+            <w:tcMar>
+              <w:top w:w="100" w:type="dxa"/>
+              <w:bottom w:w="100" w:type="dxa"/>
+              <w:left w:w="150" w:type="dxa"/>
+              <w:right w:w="150" w:type="dxa"/>
+            </w:tcMar>
+          </w:tcPr>
+          <w:p>
+            <w:r>
+              <w:rPr>
+                <w:rFonts w:ascii="Cambria Math" w:hAnsi="Cambria Math"/>
+                <w:color w:val="2D3748"/>
+                <w:sz w:val="19"/>
+              </w:rPr>
+              <w:t>V=\frac{2 \times 0.083 \times 300}{2 \times 1}=24.9\text{litre}, \quad \frac{RT}{P}, \quad \Rightarrow PV=\frac{W}{M}RT</w:t>
+            </w:r>
+          </w:p>
+        </w:tc>
+      </w:tr>
+      <w:tr>
+        <w:tc>
+          <w:tcPr>
+            <w:tcW w:type="dxa" w:w="3600"/>
+            <w:shd w:fill="FFFFFF"/>
+            <w:tcMar>
+              <w:top w:w="100" w:type="dxa"/>
+              <w:bottom w:w="100" w:type="dxa"/>
+              <w:left w:w="150" w:type="dxa"/>
+              <w:right w:w="150" w:type="dxa"/>
+            </w:tcMar>
+          </w:tcPr>
+          <w:p>
+            <w:r>
+              <w:rPr>
+                <w:b/>
+                <w:color w:val="1A365D"/>
+                <w:sz w:val="19"/>
+              </w:rPr>
+              <w:t>Gaseous State — Core Principles &amp; Governing Laws</w:t>
+            </w:r>
+          </w:p>
+        </w:tc>
+        <w:tc>
+          <w:tcPr>
+            <w:tcW w:type="dxa" w:w="6480"/>
+            <w:shd w:fill="FFFFFF"/>
+            <w:tcMar>
+              <w:top w:w="100" w:type="dxa"/>
+              <w:bottom w:w="100" w:type="dxa"/>
+              <w:left w:w="150" w:type="dxa"/>
+              <w:right w:w="150" w:type="dxa"/>
+            </w:tcMar>
+          </w:tcPr>
+          <w:p>
+            <w:r>
+              <w:rPr>
+                <w:rFonts w:ascii="Cambria Math" w:hAnsi="Cambria Math"/>
+                <w:color w:val="2D3748"/>
+                <w:sz w:val="19"/>
+              </w:rPr>
+              <w:t>0.0125m^{3}, \quad ^{'}b^{'}, \quad \times 10^{-1}atm</w:t>
+            </w:r>
+          </w:p>
+        </w:tc>
+      </w:tr>
+      <w:tr>
+        <w:tc>
+          <w:tcPr>
+            <w:tcW w:type="dxa" w:w="3600"/>
+            <w:shd w:fill="F7FAFC"/>
+            <w:tcMar>
+              <w:top w:w="100" w:type="dxa"/>
+              <w:bottom w:w="100" w:type="dxa"/>
+              <w:left w:w="150" w:type="dxa"/>
+              <w:right w:w="150" w:type="dxa"/>
+            </w:tcMar>
+          </w:tcPr>
+          <w:p>
+            <w:r>
+              <w:rPr>
+                <w:b/>
+                <w:color w:val="1A365D"/>
+                <w:sz w:val="19"/>
+              </w:rPr>
+              <w:t>Gaseous State — Applied Cases, Reactions &amp; Traps</w:t>
+            </w:r>
+          </w:p>
+        </w:tc>
+        <w:tc>
+          <w:tcPr>
+            <w:tcW w:type="dxa" w:w="6480"/>
+            <w:shd w:fill="F7FAFC"/>
+            <w:tcMar>
+              <w:top w:w="100" w:type="dxa"/>
+              <w:bottom w:w="100" w:type="dxa"/>
+              <w:left w:w="150" w:type="dxa"/>
+              <w:right w:w="150" w:type="dxa"/>
+            </w:tcMar>
+          </w:tcPr>
+          <w:p>
+            <w:r>
+              <w:rPr>
+                <w:rFonts w:ascii="Cambria Math" w:hAnsi="Cambria Math"/>
+                <w:color w:val="2D3748"/>
+                <w:sz w:val="19"/>
+              </w:rPr>
+              <w:t>\frac{PM}{RT}, \quad CH_{4}, \quad \frac{2}{R}</w:t>
+            </w:r>
+          </w:p>
+        </w:tc>
+      </w:tr>
     </w:tbl>
     <w:p>
       <w:pPr>
@@ -338,7 +650,7 @@
           <w:color w:val="2B6CB0"/>
           <w:sz w:val="24"/>
         </w:rPr>
-        <w:t>3.1 Gaseous State - Core Application (Very High Yield — 63 PYQs)</w:t>
+        <w:t>3.1 Gaseous State — Standard Calculations &amp; Problem Archetypes (Very High Yield — 36 PYQs)</w:t>
       </w:r>
     </w:p>
     <w:p>
@@ -353,7 +665,7 @@
         <w:rPr>
           <w:sz w:val="20"/>
         </w:rPr>
-        <w:t>Key problem pattern in Gaseous State.</w:t>
+        <w:t>Quantitative numerical problem-solving techniques and standard question patterns frequently seen in Gaseous State.</w:t>
       </w:r>
     </w:p>
     <w:tbl>
@@ -391,7 +703,7 @@
                 <w:color w:val="2D3748"/>
                 <w:sz w:val="19"/>
               </w:rPr>
-              <w:t>Watch for algebraic and sign errors.</w:t>
+              <w:t>Watch for algebraic rounding, stoichiometric balancing, and boundary condition checks.</w:t>
             </w:r>
           </w:p>
         </w:tc>
@@ -432,7 +744,7 @@
                 <w:color w:val="2D3748"/>
                 <w:sz w:val="19"/>
               </w:rPr>
-              <w:t>Verify dimensions and boundary conditions.</w:t>
+              <w:t>Dimensional consistency checks and ratio comparisons can quickly eliminate incorrect options.</w:t>
             </w:r>
           </w:p>
         </w:tc>
@@ -488,6 +800,187 @@
           <w:b/>
           <w:sz w:val="18"/>
         </w:rPr>
+        <w:t xml:space="preserve">[2023 Morning Shift] Q#3 (MCQ): </w:t>
+      </w:r>
+      <w:r>
+        <w:rPr>
+          <w:sz w:val="18"/>
+        </w:rPr>
+        <w:t xml:space="preserve">"For 1 mol of gas, the plot of pV vs. p is shown below. p is the pressure and V is the volume of the gas What is the value of compressibility..."  </w:t>
+      </w:r>
+      <w:r>
+        <w:rPr>
+          <w:b/>
+          <w:color w:val="2B6CB0"/>
+          <w:sz w:val="18"/>
+        </w:rPr>
+        <w:t>[Ans: N/A]</w:t>
+      </w:r>
+    </w:p>
+    <w:p>
+      <w:pPr>
+        <w:pStyle w:val="ListBullet"/>
+        <w:spacing w:after="40"/>
+      </w:pPr>
+      <w:r>
+        <w:rPr>
+          <w:b/>
+          <w:sz w:val="18"/>
+        </w:rPr>
+        <w:t xml:space="preserve">[2023 Evening Shift] Q#4 (Numerical): </w:t>
+      </w:r>
+      <w:r>
+        <w:rPr>
+          <w:sz w:val="18"/>
+        </w:rPr>
+        <w:t xml:space="preserve">"The number of statement/s, which are correct with respect to the compression of carbon dioxide from point (a) in the Andrews isotherm from t..."  </w:t>
+      </w:r>
+      <w:r>
+        <w:rPr>
+          <w:b/>
+          <w:color w:val="2B6CB0"/>
+          <w:sz w:val="18"/>
+        </w:rPr>
+        <w:t>[Ans: 2]</w:t>
+      </w:r>
+    </w:p>
+    <w:p>
+      <w:pPr>
+        <w:spacing w:after="120"/>
+      </w:pPr>
+    </w:p>
+    <w:p>
+      <w:pPr>
+        <w:pStyle w:val="Heading2"/>
+      </w:pPr>
+      <w:r>
+        <w:rPr>
+          <w:color w:val="2B6CB0"/>
+          <w:sz w:val="24"/>
+        </w:rPr>
+        <w:t>3.2 Gaseous State — Core Principles &amp; Governing Laws (Very High Yield — 17 PYQs)</w:t>
+      </w:r>
+    </w:p>
+    <w:p>
+      <w:r>
+        <w:rPr>
+          <w:b/>
+          <w:sz w:val="20"/>
+        </w:rPr>
+        <w:t xml:space="preserve">Core Principle: </w:t>
+      </w:r>
+      <w:r>
+        <w:rPr>
+          <w:sz w:val="20"/>
+        </w:rPr>
+        <w:t>Fundamental definitions, core postulates, and governing physical/chemical relations in Gaseous State.</w:t>
+      </w:r>
+    </w:p>
+    <w:tbl>
+      <w:tblPr>
+        <w:tblW w:type="auto" w:w="0"/>
+        <w:jc w:val="center"/>
+        <w:tblLook w:firstColumn="1" w:firstRow="1" w:lastColumn="0" w:lastRow="0" w:noHBand="0" w:noVBand="1" w:val="04A0"/>
+      </w:tblPr>
+      <w:tblGrid>
+        <w:gridCol w:w="10080"/>
+      </w:tblGrid>
+      <w:tr>
+        <w:tc>
+          <w:tcPr>
+            <w:tcW w:type="dxa" w:w="10080"/>
+            <w:shd w:fill="FFF5F5"/>
+            <w:tcMar>
+              <w:top w:w="100" w:type="dxa"/>
+              <w:bottom w:w="100" w:type="dxa"/>
+              <w:left w:w="150" w:type="dxa"/>
+              <w:right w:w="150" w:type="dxa"/>
+            </w:tcMar>
+          </w:tcPr>
+          <w:p>
+            <w:r>
+              <w:rPr>
+                <w:b/>
+                <w:color w:val="C53030"/>
+                <w:sz w:val="19"/>
+              </w:rPr>
+              <w:t xml:space="preserve">⚠️ Common Trap / JEE Pitfall: </w:t>
+            </w:r>
+            <w:r>
+              <w:rPr>
+                <w:color w:val="2D3748"/>
+                <w:sz w:val="19"/>
+              </w:rPr>
+              <w:t>Carefully verify units, standard reference states, and sign conventions in Gaseous State.</w:t>
+            </w:r>
+          </w:p>
+        </w:tc>
+      </w:tr>
+    </w:tbl>
+    <w:tbl>
+      <w:tblPr>
+        <w:tblW w:type="auto" w:w="0"/>
+        <w:jc w:val="center"/>
+        <w:tblLook w:firstColumn="1" w:firstRow="1" w:lastColumn="0" w:lastRow="0" w:noHBand="0" w:noVBand="1" w:val="04A0"/>
+      </w:tblPr>
+      <w:tblGrid>
+        <w:gridCol w:w="10080"/>
+      </w:tblGrid>
+      <w:tr>
+        <w:tc>
+          <w:tcPr>
+            <w:tcW w:type="dxa" w:w="10080"/>
+            <w:shd w:fill="F0FFF4"/>
+            <w:tcMar>
+              <w:top w:w="100" w:type="dxa"/>
+              <w:bottom w:w="100" w:type="dxa"/>
+              <w:left w:w="150" w:type="dxa"/>
+              <w:right w:w="150" w:type="dxa"/>
+            </w:tcMar>
+          </w:tcPr>
+          <w:p>
+            <w:r>
+              <w:rPr>
+                <w:b/>
+                <w:color w:val="276749"/>
+                <w:sz w:val="19"/>
+              </w:rPr>
+              <w:t xml:space="preserve">💡 Speed Hack / Trick: </w:t>
+            </w:r>
+            <w:r>
+              <w:rPr>
+                <w:color w:val="2D3748"/>
+                <w:sz w:val="19"/>
+              </w:rPr>
+              <w:t>Focus on high-yield formulas and standard limiting approximations tested in Gaseous State PYQs.</w:t>
+            </w:r>
+          </w:p>
+        </w:tc>
+      </w:tr>
+    </w:tbl>
+    <w:p>
+      <w:pPr>
+        <w:spacing w:before="120" w:after="40"/>
+      </w:pPr>
+      <w:r>
+        <w:rPr>
+          <w:b/>
+          <w:color w:val="1A365D"/>
+          <w:sz w:val="19"/>
+        </w:rPr>
+        <w:t>Source PYQs testing this concept:</w:t>
+      </w:r>
+    </w:p>
+    <w:p>
+      <w:pPr>
+        <w:pStyle w:val="ListBullet"/>
+        <w:spacing w:after="40"/>
+      </w:pPr>
+      <w:r>
+        <w:rPr>
+          <w:b/>
+          <w:sz w:val="18"/>
+        </w:rPr>
         <w:t xml:space="preserve">[2023 Morning Shift] Q#1 (Numerical): </w:t>
       </w:r>
       <w:r>
@@ -515,6 +1008,187 @@
           <w:b/>
           <w:sz w:val="18"/>
         </w:rPr>
+        <w:t xml:space="preserve">[2023 Morning Shift] Q#3 (Numerical): </w:t>
+      </w:r>
+      <w:r>
+        <w:rPr>
+          <w:sz w:val="18"/>
+        </w:rPr>
+        <w:t xml:space="preserve">"A 300mL bottle of soft drink has 0.2MCO_(2) dissolved in it. Assuming CO_(2) behaves as an ideal gas, the volume of the dissolved $CO_..."  </w:t>
+      </w:r>
+      <w:r>
+        <w:rPr>
+          <w:b/>
+          <w:color w:val="2B6CB0"/>
+          <w:sz w:val="18"/>
+        </w:rPr>
+        <w:t>[Ans: 1362]</w:t>
+      </w:r>
+    </w:p>
+    <w:p>
+      <w:pPr>
+        <w:pStyle w:val="ListBullet"/>
+        <w:spacing w:after="40"/>
+      </w:pPr>
+      <w:r>
+        <w:rPr>
+          <w:b/>
+          <w:sz w:val="18"/>
+        </w:rPr>
+        <w:t xml:space="preserve">[2022 Morning Shift] Q#2 (Numerical): </w:t>
+      </w:r>
+      <w:r>
+        <w:rPr>
+          <w:sz w:val="18"/>
+        </w:rPr>
+        <w:t xml:space="preserve">"The pressure of a moist gas at 27°C is 4atm . The volume of the container is doubled at the same temperature. The new pressure of..."  </w:t>
+      </w:r>
+      <w:r>
+        <w:rPr>
+          <w:b/>
+          <w:color w:val="2B6CB0"/>
+          <w:sz w:val="18"/>
+        </w:rPr>
+        <w:t>[Ans: 22]</w:t>
+      </w:r>
+    </w:p>
+    <w:p>
+      <w:pPr>
+        <w:spacing w:after="120"/>
+      </w:pPr>
+    </w:p>
+    <w:p>
+      <w:pPr>
+        <w:pStyle w:val="Heading2"/>
+      </w:pPr>
+      <w:r>
+        <w:rPr>
+          <w:color w:val="2B6CB0"/>
+          <w:sz w:val="24"/>
+        </w:rPr>
+        <w:t>3.3 Gaseous State — Applied Cases, Reactions &amp; Traps (High Yield — 13 PYQs)</w:t>
+      </w:r>
+    </w:p>
+    <w:p>
+      <w:r>
+        <w:rPr>
+          <w:b/>
+          <w:sz w:val="20"/>
+        </w:rPr>
+        <w:t xml:space="preserve">Core Principle: </w:t>
+      </w:r>
+      <w:r>
+        <w:rPr>
+          <w:sz w:val="20"/>
+        </w:rPr>
+        <w:t>Special cases, experimental observations, and conceptual traps designed to test deep understanding of Gaseous State.</w:t>
+      </w:r>
+    </w:p>
+    <w:tbl>
+      <w:tblPr>
+        <w:tblW w:type="auto" w:w="0"/>
+        <w:jc w:val="center"/>
+        <w:tblLook w:firstColumn="1" w:firstRow="1" w:lastColumn="0" w:lastRow="0" w:noHBand="0" w:noVBand="1" w:val="04A0"/>
+      </w:tblPr>
+      <w:tblGrid>
+        <w:gridCol w:w="10080"/>
+      </w:tblGrid>
+      <w:tr>
+        <w:tc>
+          <w:tcPr>
+            <w:tcW w:type="dxa" w:w="10080"/>
+            <w:shd w:fill="FFF5F5"/>
+            <w:tcMar>
+              <w:top w:w="100" w:type="dxa"/>
+              <w:bottom w:w="100" w:type="dxa"/>
+              <w:left w:w="150" w:type="dxa"/>
+              <w:right w:w="150" w:type="dxa"/>
+            </w:tcMar>
+          </w:tcPr>
+          <w:p>
+            <w:r>
+              <w:rPr>
+                <w:b/>
+                <w:color w:val="C53030"/>
+                <w:sz w:val="19"/>
+              </w:rPr>
+              <w:t xml:space="preserve">⚠️ Common Trap / JEE Pitfall: </w:t>
+            </w:r>
+            <w:r>
+              <w:rPr>
+                <w:color w:val="2D3748"/>
+                <w:sz w:val="19"/>
+              </w:rPr>
+              <w:t>Read questions carefully for keywords like 'incorrect', 'not true', or non-standard conditions.</w:t>
+            </w:r>
+          </w:p>
+        </w:tc>
+      </w:tr>
+    </w:tbl>
+    <w:tbl>
+      <w:tblPr>
+        <w:tblW w:type="auto" w:w="0"/>
+        <w:jc w:val="center"/>
+        <w:tblLook w:firstColumn="1" w:firstRow="1" w:lastColumn="0" w:lastRow="0" w:noHBand="0" w:noVBand="1" w:val="04A0"/>
+      </w:tblPr>
+      <w:tblGrid>
+        <w:gridCol w:w="10080"/>
+      </w:tblGrid>
+      <w:tr>
+        <w:tc>
+          <w:tcPr>
+            <w:tcW w:type="dxa" w:w="10080"/>
+            <w:shd w:fill="F0FFF4"/>
+            <w:tcMar>
+              <w:top w:w="100" w:type="dxa"/>
+              <w:bottom w:w="100" w:type="dxa"/>
+              <w:left w:w="150" w:type="dxa"/>
+              <w:right w:w="150" w:type="dxa"/>
+            </w:tcMar>
+          </w:tcPr>
+          <w:p>
+            <w:r>
+              <w:rPr>
+                <w:b/>
+                <w:color w:val="276749"/>
+                <w:sz w:val="19"/>
+              </w:rPr>
+              <w:t xml:space="preserve">💡 Speed Hack / Trick: </w:t>
+            </w:r>
+            <w:r>
+              <w:rPr>
+                <w:color w:val="2D3748"/>
+                <w:sz w:val="19"/>
+              </w:rPr>
+              <w:t>Elimination of extreme or unphysical answer choices improves accuracy in assertion-reason and multiple-statement questions.</w:t>
+            </w:r>
+          </w:p>
+        </w:tc>
+      </w:tr>
+    </w:tbl>
+    <w:p>
+      <w:pPr>
+        <w:spacing w:before="120" w:after="40"/>
+      </w:pPr>
+      <w:r>
+        <w:rPr>
+          <w:b/>
+          <w:color w:val="1A365D"/>
+          <w:sz w:val="19"/>
+        </w:rPr>
+        <w:t>Source PYQs testing this concept:</w:t>
+      </w:r>
+    </w:p>
+    <w:p>
+      <w:pPr>
+        <w:pStyle w:val="ListBullet"/>
+        <w:spacing w:after="40"/>
+      </w:pPr>
+      <w:r>
+        <w:rPr>
+          <w:b/>
+          <w:sz w:val="18"/>
+        </w:rPr>
         <w:t xml:space="preserve">[2023 Evening Shift] Q#2 (MCQ): </w:t>
       </w:r>
       <w:r>
@@ -530,6 +1204,60 @@
           <w:sz w:val="18"/>
         </w:rPr>
         <w:t>[Ans: N/A]</w:t>
+      </w:r>
+    </w:p>
+    <w:p>
+      <w:pPr>
+        <w:pStyle w:val="ListBullet"/>
+        <w:spacing w:after="40"/>
+      </w:pPr>
+      <w:r>
+        <w:rPr>
+          <w:b/>
+          <w:sz w:val="18"/>
+        </w:rPr>
+        <w:t xml:space="preserve">[2023 Morning Shift] Q#2 (Numerical): </w:t>
+      </w:r>
+      <w:r>
+        <w:rPr>
+          <w:sz w:val="18"/>
+        </w:rPr>
+        <w:t xml:space="preserve">"The total pressure of a mixture of non-reacting gases X(0.6g) and Y(0.45g) in a vessel is 740mm of Hg . The partial pressure of the ..."  </w:t>
+      </w:r>
+      <w:r>
+        <w:rPr>
+          <w:b/>
+          <w:color w:val="2B6CB0"/>
+          <w:sz w:val="18"/>
+        </w:rPr>
+        <w:t>[Ans: 555]</w:t>
+      </w:r>
+    </w:p>
+    <w:p>
+      <w:pPr>
+        <w:pStyle w:val="ListBullet"/>
+        <w:spacing w:after="40"/>
+      </w:pPr>
+      <w:r>
+        <w:rPr>
+          <w:b/>
+          <w:sz w:val="18"/>
+        </w:rPr>
+        <w:t xml:space="preserve">[2022 Evening Shift] Q#2 (Numerical): </w:t>
+      </w:r>
+      <w:r>
+        <w:rPr>
+          <w:sz w:val="18"/>
+        </w:rPr>
+        <w:t xml:space="preserve">"A rigid nitrogen tank stored inside a laboratory has a pressure of 30 atm at 06:00 am when the temperature is 27 ° C. At 03:00 pm, ..."  </w:t>
+      </w:r>
+      <w:r>
+        <w:rPr>
+          <w:b/>
+          <w:color w:val="2B6CB0"/>
+          <w:sz w:val="18"/>
+        </w:rPr>
+        <w:t>[Ans: 32]</w:t>
       </w:r>
     </w:p>
     <w:p>
@@ -660,6 +1388,200 @@
               <w:t>Solution Analysis:</w:t>
               <w:br/>
               <w:t>Partial Pressure Ratio of Nitrogen to Oxygen : The partial pressure of a gas is calculated using its mole fraction. The mole fraction is the ratio of the number of moles of the gas to the total number of moles of all gases. For nitrogen ( N_(2) ), the mole fraction \fracn_(N_2)n_(N_2)+n_(O_2)+n_(Ar) can be simplified as (70/28 / 70/28+27/32+3/40) . For oxygen ( O_(2) ), the mole fraction is (27/32 / 70/28+27/32+3/40) . Therefore, the ratio of the partial pressure of nitrogen to oxygen is : \fracP_(N_2)P_(O_2)=\fracmole fraction ofN_(2)mole fraction ofO_(2)=(70/28 / 27/32)=2.96 Partial Pressure Ratio of Oxygen to Argon : For argon ( Ar ), the mole fraction is (3/40 / 70/28+27/32+3/40) . The ratio of the partial pressure of oxygen to argon is : \fracP_(O_2)P_(Ar)=\fracmole fraction ofO_(2)mole fraction ofAr=(27/32 / 3/40)=11.25</w:t>
+            </w:r>
+          </w:p>
+        </w:tc>
+      </w:tr>
+    </w:tbl>
+    <w:p>
+      <w:pPr>
+        <w:spacing w:after="120"/>
+      </w:pPr>
+    </w:p>
+    <w:p>
+      <w:pPr>
+        <w:spacing w:before="160" w:after="40"/>
+      </w:pPr>
+      <w:r>
+        <w:rPr>
+          <w:b/>
+          <w:color w:val="1A365D"/>
+          <w:sz w:val="22"/>
+        </w:rPr>
+        <w:t>Benchmark Problem 2: JEE Main 2023 (Online) 8th April Morning Shift (Q#1)</w:t>
+      </w:r>
+    </w:p>
+    <w:p>
+      <w:pPr>
+        <w:spacing w:after="80"/>
+      </w:pPr>
+      <w:r>
+        <w:rPr>
+          <w:sz w:val="20"/>
+        </w:rPr>
+        <w:t>Three bulbs are filled with CH_(4),CO_(2) and Ne as shown in the picture. The bulbs are connected through pipes of zero volume. When the stopcocks are opened and the temperature is kept constant throughout, the pressure of the system is found to be ___________ atm. (Nearest integer)</w:t>
+      </w:r>
+    </w:p>
+    <w:tbl>
+      <w:tblPr>
+        <w:tblW w:type="auto" w:w="0"/>
+        <w:jc w:val="center"/>
+        <w:tblLook w:firstColumn="1" w:firstRow="1" w:lastColumn="0" w:lastRow="0" w:noHBand="0" w:noVBand="1" w:val="04A0"/>
+      </w:tblPr>
+      <w:tblGrid>
+        <w:gridCol w:w="10080"/>
+      </w:tblGrid>
+      <w:tr>
+        <w:tc>
+          <w:tcPr>
+            <w:tcW w:type="dxa" w:w="10080"/>
+            <w:shd w:fill="F7FAFC"/>
+            <w:tcMar>
+              <w:top w:w="100" w:type="dxa"/>
+              <w:bottom w:w="100" w:type="dxa"/>
+              <w:left w:w="150" w:type="dxa"/>
+              <w:right w:w="150" w:type="dxa"/>
+            </w:tcMar>
+          </w:tcPr>
+          <w:p>
+            <w:r>
+              <w:rPr>
+                <w:b/>
+                <w:color w:val="1A365D"/>
+                <w:sz w:val="19"/>
+              </w:rPr>
+              <w:t>Correct Answer: 3</w:t>
+              <w:br/>
+            </w:r>
+            <w:r>
+              <w:rPr>
+                <w:color w:val="2D3748"/>
+                <w:sz w:val="18"/>
+              </w:rPr>
+              <w:t>Solution Analysis:</w:t>
+              <w:br/>
+              <w:t>Dalton's law of partial pressure states that whenever two or more gases, which do not react chemically, are enclosed in vessel, the total pressure is equal to sum of partial pressure of each gas. From Dalton's partial pressure law, P_(f)V_(f)=P_(1)V_(1)+P_(2)V_(2)+P_(3)V_(3) P_(f) × 9=2 × 2+4 × 3+3 × 4 P_(f)=(28 / 9)=3.11=3</w:t>
+            </w:r>
+          </w:p>
+        </w:tc>
+      </w:tr>
+    </w:tbl>
+    <w:p>
+      <w:pPr>
+        <w:spacing w:after="120"/>
+      </w:pPr>
+    </w:p>
+    <w:p>
+      <w:pPr>
+        <w:spacing w:before="160" w:after="40"/>
+      </w:pPr>
+      <w:r>
+        <w:rPr>
+          <w:b/>
+          <w:color w:val="1A365D"/>
+          <w:sz w:val="22"/>
+        </w:rPr>
+        <w:t>Benchmark Problem 3: JEE Main 2023 (Online) 8th April Evening Shift (Q#2)</w:t>
+      </w:r>
+    </w:p>
+    <w:p>
+      <w:pPr>
+        <w:spacing w:after="80"/>
+      </w:pPr>
+      <w:r>
+        <w:rPr>
+          <w:sz w:val="20"/>
+        </w:rPr>
+        <w:t>Arrange the following gases in increasing order of van der Waals constant 'a' A. Ar B. CH_(4) C. H_(2)O D. C_(6)H_(6) Choose the correct option from the following.</w:t>
+      </w:r>
+    </w:p>
+    <w:p>
+      <w:pPr>
+        <w:pStyle w:val="ListBullet"/>
+        <w:spacing w:after="20"/>
+      </w:pPr>
+      <w:r>
+        <w:rPr>
+          <w:sz w:val="19"/>
+        </w:rPr>
+        <w:t>(A) , C, B and A</w:t>
+      </w:r>
+    </w:p>
+    <w:p>
+      <w:pPr>
+        <w:pStyle w:val="ListBullet"/>
+        <w:spacing w:after="20"/>
+      </w:pPr>
+      <w:r>
+        <w:rPr>
+          <w:sz w:val="19"/>
+        </w:rPr>
+        <w:t>(B) , B, C and D</w:t>
+      </w:r>
+    </w:p>
+    <w:p>
+      <w:pPr>
+        <w:pStyle w:val="ListBullet"/>
+        <w:spacing w:after="20"/>
+      </w:pPr>
+      <w:r>
+        <w:rPr>
+          <w:sz w:val="19"/>
+        </w:rPr>
+        <w:t>(C) , C, D and A</w:t>
+      </w:r>
+    </w:p>
+    <w:p>
+      <w:pPr>
+        <w:pStyle w:val="ListBullet"/>
+        <w:spacing w:after="20"/>
+      </w:pPr>
+      <w:r>
+        <w:rPr>
+          <w:sz w:val="19"/>
+        </w:rPr>
+        <w:t>(D) , D, B and A</w:t>
+      </w:r>
+    </w:p>
+    <w:tbl>
+      <w:tblPr>
+        <w:tblW w:type="auto" w:w="0"/>
+        <w:jc w:val="center"/>
+        <w:tblLook w:firstColumn="1" w:firstRow="1" w:lastColumn="0" w:lastRow="0" w:noHBand="0" w:noVBand="1" w:val="04A0"/>
+      </w:tblPr>
+      <w:tblGrid>
+        <w:gridCol w:w="10080"/>
+      </w:tblGrid>
+      <w:tr>
+        <w:tc>
+          <w:tcPr>
+            <w:tcW w:type="dxa" w:w="10080"/>
+            <w:shd w:fill="F7FAFC"/>
+            <w:tcMar>
+              <w:top w:w="100" w:type="dxa"/>
+              <w:bottom w:w="100" w:type="dxa"/>
+              <w:left w:w="150" w:type="dxa"/>
+              <w:right w:w="150" w:type="dxa"/>
+            </w:tcMar>
+          </w:tcPr>
+          <w:p>
+            <w:r>
+              <w:rPr>
+                <w:b/>
+                <w:color w:val="1A365D"/>
+                <w:sz w:val="19"/>
+              </w:rPr>
+              <w:t>Correct Answer: None</w:t>
+              <w:br/>
+            </w:r>
+            <w:r>
+              <w:rPr>
+                <w:color w:val="2D3748"/>
+                <w:sz w:val="18"/>
+              </w:rPr>
+              <w:t>Solution Analysis:</w:t>
+              <w:br/>
+              <w:t>The van der Waals constant 'a' is a measure of the strength of the intermolecular forces in a gas. Larger molecules and molecules with stronger intermolecular forces will have larger 'a' constants. Here, we are comparing argon (Ar), methane (CH₄), water (H₂O), and benzene (C₆H₆). Argon (Ar) is a noble gas and is monoatomic. Methane (CH₄) is a small molecule with weak intermolecular forces. Water (H₂O) is a small molecule but has strong hydrogen bonding, making its intermolecular forces stronger than those in methane. Benzene (C₆H₆) is a larger molecule than the others and has relatively strong intermolecular forces due to its larger size and polarizability. So, in the increasing order of van der Waals constant 'a', it should be: Argon (Ar) &lt; Methane (CH₄) &lt; Water (H₂O) &lt; Benzene (C₆H₆)</w:t>
             </w:r>
           </w:p>
         </w:tc>

--- a/data/exports/gaseous-state_revision_notes.docx
+++ b/data/exports/gaseous-state_revision_notes.docx
@@ -189,7 +189,7 @@
                 <w:color w:val="2D3748"/>
                 <w:sz w:val="19"/>
               </w:rPr>
-              <w:t>Gaseous State — Standard Calculations &amp; Problem Archetypes</w:t>
+              <w:t>Gaseous State — Core Principles &amp; Governing Laws</w:t>
             </w:r>
           </w:p>
         </w:tc>
@@ -209,7 +209,7 @@
               <w:rPr>
                 <w:sz w:val="19"/>
               </w:rPr>
-              <w:t>36 PYQs</w:t>
+              <w:t>46 PYQs</w:t>
             </w:r>
           </w:p>
         </w:tc>
@@ -230,7 +230,7 @@
                 <w:color w:val="718096"/>
                 <w:sz w:val="19"/>
               </w:rPr>
-              <w:t>Quantitative Analysis</w:t>
+              <w:t>Core Principle</w:t>
             </w:r>
           </w:p>
         </w:tc>
@@ -276,7 +276,7 @@
                 <w:color w:val="2D3748"/>
                 <w:sz w:val="19"/>
               </w:rPr>
-              <w:t>Gaseous State — Core Principles &amp; Governing Laws</w:t>
+              <w:t>Gaseous State — Standard Calculations &amp; Problem Archetypes</w:t>
             </w:r>
           </w:p>
         </w:tc>
@@ -296,7 +296,7 @@
               <w:rPr>
                 <w:sz w:val="19"/>
               </w:rPr>
-              <w:t>17 PYQs</w:t>
+              <w:t>15 PYQs</w:t>
             </w:r>
           </w:p>
         </w:tc>
@@ -317,7 +317,7 @@
                 <w:color w:val="718096"/>
                 <w:sz w:val="19"/>
               </w:rPr>
-              <w:t>Core Principle</w:t>
+              <w:t>Quantitative Analysis</w:t>
             </w:r>
           </w:p>
         </w:tc>
@@ -338,10 +338,10 @@
             <w:r>
               <w:rPr>
                 <w:b/>
-                <w:color w:val="2B6CB0"/>
+                <w:color w:val="718096"/>
                 <w:sz w:val="19"/>
               </w:rPr>
-              <w:t>High</w:t>
+              <w:t>Moderate</w:t>
             </w:r>
           </w:p>
         </w:tc>
@@ -383,7 +383,7 @@
               <w:rPr>
                 <w:sz w:val="19"/>
               </w:rPr>
-              <w:t>13 PYQs</w:t>
+              <w:t>3 PYQs</w:t>
             </w:r>
           </w:p>
         </w:tc>
@@ -504,7 +504,7 @@
                 <w:color w:val="1A365D"/>
                 <w:sz w:val="19"/>
               </w:rPr>
-              <w:t>Gaseous State — Standard Calculations &amp; Problem Archetypes</w:t>
+              <w:t>Gaseous State — Core Principles &amp; Governing Laws</w:t>
             </w:r>
           </w:p>
         </w:tc>
@@ -526,7 +526,7 @@
                 <w:color w:val="2D3748"/>
                 <w:sz w:val="19"/>
               </w:rPr>
-              <w:t>V=\frac{2 \times 0.083 \times 300}{2 \times 1}=24.9\text{litre}, \quad \frac{RT}{P}, \quad \Rightarrow PV=\frac{W}{M}RT</w:t>
+              <w:t>PV=nRT, \quad \frac{3}{5}, \quad \sqrt{\frac{2RT}{M}}</w:t>
             </w:r>
           </w:p>
         </w:tc>
@@ -550,7 +550,7 @@
                 <w:color w:val="1A365D"/>
                 <w:sz w:val="19"/>
               </w:rPr>
-              <w:t>Gaseous State — Core Principles &amp; Governing Laws</w:t>
+              <w:t>Gaseous State — Standard Calculations &amp; Problem Archetypes</w:t>
             </w:r>
           </w:p>
         </w:tc>
@@ -572,7 +572,7 @@
                 <w:color w:val="2D3748"/>
                 <w:sz w:val="19"/>
               </w:rPr>
-              <w:t>0.0125m^{3}, \quad ^{'}b^{'}, \quad \times 10^{-1}atm</w:t>
+              <w:t>(p+\frac{a}{V_{m}^{2}})(V_{m}-b)=RT, \quad b) = RT. The value of, \quad z=1+\frac{Pb}{RT}-\frac{a}{V_{m}RT}</w:t>
             </w:r>
           </w:p>
         </w:tc>
@@ -618,7 +618,7 @@
                 <w:color w:val="2D3748"/>
                 <w:sz w:val="19"/>
               </w:rPr>
-              <w:t>\frac{PM}{RT}, \quad CH_{4}, \quad \frac{2}{R}</w:t>
+              <w:t>z=1+\frac{Pb}{RT}-\frac{a}{V_{m}RT}, \quad 1 . (Nearest Integer) [Given : R = 0.082 L atm K, \quad C and 100 mm Hg. The molar mass of geraniol is ____________ g mol</w:t>
             </w:r>
           </w:p>
         </w:tc>
@@ -650,7 +650,215 @@
           <w:color w:val="2B6CB0"/>
           <w:sz w:val="24"/>
         </w:rPr>
-        <w:t>3.1 Gaseous State — Standard Calculations &amp; Problem Archetypes (Very High Yield — 36 PYQs)</w:t>
+        <w:t>3.1 Gaseous State — Core Principles &amp; Governing Laws (Very High Yield — 46 PYQs)</w:t>
+      </w:r>
+    </w:p>
+    <w:p>
+      <w:r>
+        <w:rPr>
+          <w:b/>
+          <w:sz w:val="20"/>
+        </w:rPr>
+        <w:t xml:space="preserve">Core Principle: </w:t>
+      </w:r>
+      <w:r>
+        <w:rPr>
+          <w:sz w:val="20"/>
+        </w:rPr>
+        <w:t>Fundamental definitions, core postulates, and governing physical/chemical relations in Gaseous State.</w:t>
+      </w:r>
+    </w:p>
+    <w:tbl>
+      <w:tblPr>
+        <w:tblW w:type="auto" w:w="0"/>
+        <w:jc w:val="center"/>
+        <w:tblLook w:firstColumn="1" w:firstRow="1" w:lastColumn="0" w:lastRow="0" w:noHBand="0" w:noVBand="1" w:val="04A0"/>
+      </w:tblPr>
+      <w:tblGrid>
+        <w:gridCol w:w="10080"/>
+      </w:tblGrid>
+      <w:tr>
+        <w:tc>
+          <w:tcPr>
+            <w:tcW w:type="dxa" w:w="10080"/>
+            <w:shd w:fill="FFF5F5"/>
+            <w:tcMar>
+              <w:top w:w="100" w:type="dxa"/>
+              <w:bottom w:w="100" w:type="dxa"/>
+              <w:left w:w="150" w:type="dxa"/>
+              <w:right w:w="150" w:type="dxa"/>
+            </w:tcMar>
+          </w:tcPr>
+          <w:p>
+            <w:r>
+              <w:rPr>
+                <w:b/>
+                <w:color w:val="C53030"/>
+                <w:sz w:val="19"/>
+              </w:rPr>
+              <w:t xml:space="preserve">⚠️ Common Trap / JEE Pitfall: </w:t>
+            </w:r>
+            <w:r>
+              <w:rPr>
+                <w:color w:val="2D3748"/>
+                <w:sz w:val="19"/>
+              </w:rPr>
+              <w:t>Carefully verify units, standard reference states, and sign conventions in Gaseous State.</w:t>
+            </w:r>
+          </w:p>
+        </w:tc>
+      </w:tr>
+    </w:tbl>
+    <w:tbl>
+      <w:tblPr>
+        <w:tblW w:type="auto" w:w="0"/>
+        <w:jc w:val="center"/>
+        <w:tblLook w:firstColumn="1" w:firstRow="1" w:lastColumn="0" w:lastRow="0" w:noHBand="0" w:noVBand="1" w:val="04A0"/>
+      </w:tblPr>
+      <w:tblGrid>
+        <w:gridCol w:w="10080"/>
+      </w:tblGrid>
+      <w:tr>
+        <w:tc>
+          <w:tcPr>
+            <w:tcW w:type="dxa" w:w="10080"/>
+            <w:shd w:fill="F0FFF4"/>
+            <w:tcMar>
+              <w:top w:w="100" w:type="dxa"/>
+              <w:bottom w:w="100" w:type="dxa"/>
+              <w:left w:w="150" w:type="dxa"/>
+              <w:right w:w="150" w:type="dxa"/>
+            </w:tcMar>
+          </w:tcPr>
+          <w:p>
+            <w:r>
+              <w:rPr>
+                <w:b/>
+                <w:color w:val="276749"/>
+                <w:sz w:val="19"/>
+              </w:rPr>
+              <w:t xml:space="preserve">💡 Speed Hack / Trick: </w:t>
+            </w:r>
+            <w:r>
+              <w:rPr>
+                <w:color w:val="2D3748"/>
+                <w:sz w:val="19"/>
+              </w:rPr>
+              <w:t>Focus on high-yield formulas and standard limiting approximations tested in Gaseous State PYQs.</w:t>
+            </w:r>
+          </w:p>
+        </w:tc>
+      </w:tr>
+    </w:tbl>
+    <w:p>
+      <w:pPr>
+        <w:spacing w:before="120" w:after="40"/>
+      </w:pPr>
+      <w:r>
+        <w:rPr>
+          <w:b/>
+          <w:color w:val="1A365D"/>
+          <w:sz w:val="19"/>
+        </w:rPr>
+        <w:t>Source PYQs testing this concept:</w:t>
+      </w:r>
+    </w:p>
+    <w:p>
+      <w:pPr>
+        <w:pStyle w:val="ListBullet"/>
+        <w:spacing w:after="40"/>
+      </w:pPr>
+      <w:r>
+        <w:rPr>
+          <w:b/>
+          <w:sz w:val="18"/>
+        </w:rPr>
+        <w:t xml:space="preserve">[2023 Morning Shift] Q#1 (Numerical): </w:t>
+      </w:r>
+      <w:r>
+        <w:rPr>
+          <w:sz w:val="18"/>
+        </w:rPr>
+        <w:t xml:space="preserve">"Three bulbs are filled with CH_(4),CO_(2) and Ne as shown in the picture. The bulbs are connected through pipes of zero volume. When the..."  </w:t>
+      </w:r>
+      <w:r>
+        <w:rPr>
+          <w:b/>
+          <w:color w:val="2B6CB0"/>
+          <w:sz w:val="18"/>
+        </w:rPr>
+        <w:t>[Ans: 3]</w:t>
+      </w:r>
+    </w:p>
+    <w:p>
+      <w:pPr>
+        <w:pStyle w:val="ListBullet"/>
+        <w:spacing w:after="40"/>
+      </w:pPr>
+      <w:r>
+        <w:rPr>
+          <w:b/>
+          <w:sz w:val="18"/>
+        </w:rPr>
+        <w:t xml:space="preserve">[2023 Evening Shift] Q#2 (MCQ): </w:t>
+      </w:r>
+      <w:r>
+        <w:rPr>
+          <w:sz w:val="18"/>
+        </w:rPr>
+        <w:t xml:space="preserve">"Arrange the following gases in increasing order of van der Waals constant 'a' A. Ar B. CH_(4) C. H_(2)O D. C_(6)H_(6) Choose the corre..."  </w:t>
+      </w:r>
+      <w:r>
+        <w:rPr>
+          <w:b/>
+          <w:color w:val="2B6CB0"/>
+          <w:sz w:val="18"/>
+        </w:rPr>
+        <w:t>[Ans: N/A]</w:t>
+      </w:r>
+    </w:p>
+    <w:p>
+      <w:pPr>
+        <w:pStyle w:val="ListBullet"/>
+        <w:spacing w:after="40"/>
+      </w:pPr>
+      <w:r>
+        <w:rPr>
+          <w:b/>
+          <w:sz w:val="18"/>
+        </w:rPr>
+        <w:t xml:space="preserve">[2023 Morning Shift] Q#2 (Numerical): </w:t>
+      </w:r>
+      <w:r>
+        <w:rPr>
+          <w:sz w:val="18"/>
+        </w:rPr>
+        <w:t xml:space="preserve">"The total pressure of a mixture of non-reacting gases X(0.6g) and Y(0.45g) in a vessel is 740mm of Hg . The partial pressure of the ..."  </w:t>
+      </w:r>
+      <w:r>
+        <w:rPr>
+          <w:b/>
+          <w:color w:val="2B6CB0"/>
+          <w:sz w:val="18"/>
+        </w:rPr>
+        <w:t>[Ans: 555]</w:t>
+      </w:r>
+    </w:p>
+    <w:p>
+      <w:pPr>
+        <w:spacing w:after="120"/>
+      </w:pPr>
+    </w:p>
+    <w:p>
+      <w:pPr>
+        <w:pStyle w:val="Heading2"/>
+      </w:pPr>
+      <w:r>
+        <w:rPr>
+          <w:color w:val="2B6CB0"/>
+          <w:sz w:val="24"/>
+        </w:rPr>
+        <w:t>3.2 Gaseous State — Standard Calculations &amp; Problem Archetypes (Very High Yield — 15 PYQs)</w:t>
       </w:r>
     </w:p>
     <w:p>
@@ -827,13 +1035,13 @@
           <w:b/>
           <w:sz w:val="18"/>
         </w:rPr>
-        <w:t xml:space="preserve">[2023 Evening Shift] Q#4 (Numerical): </w:t>
+        <w:t xml:space="preserve">[2022 Evening Shift] Q#1 (Numerical): </w:t>
       </w:r>
       <w:r>
         <w:rPr>
           <w:sz w:val="18"/>
         </w:rPr>
-        <w:t xml:space="preserve">"The number of statement/s, which are correct with respect to the compression of carbon dioxide from point (a) in the Andrews isotherm from t..."  </w:t>
+        <w:t xml:space="preserve">"'x' g of molecular oxygen (O_(2)) is mixed with 200g of neon (Ne). The total pressure of the non-reactive mixture of O_(2) and Ne in t..."  </w:t>
       </w:r>
       <w:r>
         <w:rPr>
@@ -841,7 +1049,7 @@
           <w:color w:val="2B6CB0"/>
           <w:sz w:val="18"/>
         </w:rPr>
-        <w:t>[Ans: 2]</w:t>
+        <w:t>[Ans: 80]</w:t>
       </w:r>
     </w:p>
     <w:p>
@@ -858,215 +1066,7 @@
           <w:color w:val="2B6CB0"/>
           <w:sz w:val="24"/>
         </w:rPr>
-        <w:t>3.2 Gaseous State — Core Principles &amp; Governing Laws (Very High Yield — 17 PYQs)</w:t>
-      </w:r>
-    </w:p>
-    <w:p>
-      <w:r>
-        <w:rPr>
-          <w:b/>
-          <w:sz w:val="20"/>
-        </w:rPr>
-        <w:t xml:space="preserve">Core Principle: </w:t>
-      </w:r>
-      <w:r>
-        <w:rPr>
-          <w:sz w:val="20"/>
-        </w:rPr>
-        <w:t>Fundamental definitions, core postulates, and governing physical/chemical relations in Gaseous State.</w:t>
-      </w:r>
-    </w:p>
-    <w:tbl>
-      <w:tblPr>
-        <w:tblW w:type="auto" w:w="0"/>
-        <w:jc w:val="center"/>
-        <w:tblLook w:firstColumn="1" w:firstRow="1" w:lastColumn="0" w:lastRow="0" w:noHBand="0" w:noVBand="1" w:val="04A0"/>
-      </w:tblPr>
-      <w:tblGrid>
-        <w:gridCol w:w="10080"/>
-      </w:tblGrid>
-      <w:tr>
-        <w:tc>
-          <w:tcPr>
-            <w:tcW w:type="dxa" w:w="10080"/>
-            <w:shd w:fill="FFF5F5"/>
-            <w:tcMar>
-              <w:top w:w="100" w:type="dxa"/>
-              <w:bottom w:w="100" w:type="dxa"/>
-              <w:left w:w="150" w:type="dxa"/>
-              <w:right w:w="150" w:type="dxa"/>
-            </w:tcMar>
-          </w:tcPr>
-          <w:p>
-            <w:r>
-              <w:rPr>
-                <w:b/>
-                <w:color w:val="C53030"/>
-                <w:sz w:val="19"/>
-              </w:rPr>
-              <w:t xml:space="preserve">⚠️ Common Trap / JEE Pitfall: </w:t>
-            </w:r>
-            <w:r>
-              <w:rPr>
-                <w:color w:val="2D3748"/>
-                <w:sz w:val="19"/>
-              </w:rPr>
-              <w:t>Carefully verify units, standard reference states, and sign conventions in Gaseous State.</w:t>
-            </w:r>
-          </w:p>
-        </w:tc>
-      </w:tr>
-    </w:tbl>
-    <w:tbl>
-      <w:tblPr>
-        <w:tblW w:type="auto" w:w="0"/>
-        <w:jc w:val="center"/>
-        <w:tblLook w:firstColumn="1" w:firstRow="1" w:lastColumn="0" w:lastRow="0" w:noHBand="0" w:noVBand="1" w:val="04A0"/>
-      </w:tblPr>
-      <w:tblGrid>
-        <w:gridCol w:w="10080"/>
-      </w:tblGrid>
-      <w:tr>
-        <w:tc>
-          <w:tcPr>
-            <w:tcW w:type="dxa" w:w="10080"/>
-            <w:shd w:fill="F0FFF4"/>
-            <w:tcMar>
-              <w:top w:w="100" w:type="dxa"/>
-              <w:bottom w:w="100" w:type="dxa"/>
-              <w:left w:w="150" w:type="dxa"/>
-              <w:right w:w="150" w:type="dxa"/>
-            </w:tcMar>
-          </w:tcPr>
-          <w:p>
-            <w:r>
-              <w:rPr>
-                <w:b/>
-                <w:color w:val="276749"/>
-                <w:sz w:val="19"/>
-              </w:rPr>
-              <w:t xml:space="preserve">💡 Speed Hack / Trick: </w:t>
-            </w:r>
-            <w:r>
-              <w:rPr>
-                <w:color w:val="2D3748"/>
-                <w:sz w:val="19"/>
-              </w:rPr>
-              <w:t>Focus on high-yield formulas and standard limiting approximations tested in Gaseous State PYQs.</w:t>
-            </w:r>
-          </w:p>
-        </w:tc>
-      </w:tr>
-    </w:tbl>
-    <w:p>
-      <w:pPr>
-        <w:spacing w:before="120" w:after="40"/>
-      </w:pPr>
-      <w:r>
-        <w:rPr>
-          <w:b/>
-          <w:color w:val="1A365D"/>
-          <w:sz w:val="19"/>
-        </w:rPr>
-        <w:t>Source PYQs testing this concept:</w:t>
-      </w:r>
-    </w:p>
-    <w:p>
-      <w:pPr>
-        <w:pStyle w:val="ListBullet"/>
-        <w:spacing w:after="40"/>
-      </w:pPr>
-      <w:r>
-        <w:rPr>
-          <w:b/>
-          <w:sz w:val="18"/>
-        </w:rPr>
-        <w:t xml:space="preserve">[2023 Morning Shift] Q#1 (Numerical): </w:t>
-      </w:r>
-      <w:r>
-        <w:rPr>
-          <w:sz w:val="18"/>
-        </w:rPr>
-        <w:t xml:space="preserve">"Three bulbs are filled with CH_(4),CO_(2) and Ne as shown in the picture. The bulbs are connected through pipes of zero volume. When the..."  </w:t>
-      </w:r>
-      <w:r>
-        <w:rPr>
-          <w:b/>
-          <w:color w:val="2B6CB0"/>
-          <w:sz w:val="18"/>
-        </w:rPr>
-        <w:t>[Ans: 3]</w:t>
-      </w:r>
-    </w:p>
-    <w:p>
-      <w:pPr>
-        <w:pStyle w:val="ListBullet"/>
-        <w:spacing w:after="40"/>
-      </w:pPr>
-      <w:r>
-        <w:rPr>
-          <w:b/>
-          <w:sz w:val="18"/>
-        </w:rPr>
-        <w:t xml:space="preserve">[2023 Morning Shift] Q#3 (Numerical): </w:t>
-      </w:r>
-      <w:r>
-        <w:rPr>
-          <w:sz w:val="18"/>
-        </w:rPr>
-        <w:t xml:space="preserve">"A 300mL bottle of soft drink has 0.2MCO_(2) dissolved in it. Assuming CO_(2) behaves as an ideal gas, the volume of the dissolved $CO_..."  </w:t>
-      </w:r>
-      <w:r>
-        <w:rPr>
-          <w:b/>
-          <w:color w:val="2B6CB0"/>
-          <w:sz w:val="18"/>
-        </w:rPr>
-        <w:t>[Ans: 1362]</w:t>
-      </w:r>
-    </w:p>
-    <w:p>
-      <w:pPr>
-        <w:pStyle w:val="ListBullet"/>
-        <w:spacing w:after="40"/>
-      </w:pPr>
-      <w:r>
-        <w:rPr>
-          <w:b/>
-          <w:sz w:val="18"/>
-        </w:rPr>
-        <w:t xml:space="preserve">[2022 Morning Shift] Q#2 (Numerical): </w:t>
-      </w:r>
-      <w:r>
-        <w:rPr>
-          <w:sz w:val="18"/>
-        </w:rPr>
-        <w:t xml:space="preserve">"The pressure of a moist gas at 27°C is 4atm . The volume of the container is doubled at the same temperature. The new pressure of..."  </w:t>
-      </w:r>
-      <w:r>
-        <w:rPr>
-          <w:b/>
-          <w:color w:val="2B6CB0"/>
-          <w:sz w:val="18"/>
-        </w:rPr>
-        <w:t>[Ans: 22]</w:t>
-      </w:r>
-    </w:p>
-    <w:p>
-      <w:pPr>
-        <w:spacing w:after="120"/>
-      </w:pPr>
-    </w:p>
-    <w:p>
-      <w:pPr>
-        <w:pStyle w:val="Heading2"/>
-      </w:pPr>
-      <w:r>
-        <w:rPr>
-          <w:color w:val="2B6CB0"/>
-          <w:sz w:val="24"/>
-        </w:rPr>
-        <w:t>3.3 Gaseous State — Applied Cases, Reactions &amp; Traps (High Yield — 13 PYQs)</w:t>
+        <w:t>3.3 Gaseous State — Applied Cases, Reactions &amp; Traps (Moderate Yield — 3 PYQs)</w:t>
       </w:r>
     </w:p>
     <w:p>
@@ -1189,13 +1189,40 @@
           <w:b/>
           <w:sz w:val="18"/>
         </w:rPr>
-        <w:t xml:space="preserve">[2023 Evening Shift] Q#2 (MCQ): </w:t>
+        <w:t xml:space="preserve">[2022 Morning Shift] Q#3 (Numerical): </w:t>
       </w:r>
       <w:r>
         <w:rPr>
           <w:sz w:val="18"/>
         </w:rPr>
-        <w:t xml:space="preserve">"Arrange the following gases in increasing order of van der Waals constant 'a' A. Ar B. CH_(4) C. H_(2)O D. C_(6)H_(6) Choose the corre..."  </w:t>
+        <w:t xml:space="preserve">"Geraniol, a volatile organic compound, is a component of rose oil. The density of the vapour is 0.46 gL - 1 at 257 ° C and 100 mm..."  </w:t>
+      </w:r>
+      <w:r>
+        <w:rPr>
+          <w:b/>
+          <w:color w:val="2B6CB0"/>
+          <w:sz w:val="18"/>
+        </w:rPr>
+        <w:t>[Ans: 152]</w:t>
+      </w:r>
+    </w:p>
+    <w:p>
+      <w:pPr>
+        <w:pStyle w:val="ListBullet"/>
+        <w:spacing w:after="40"/>
+      </w:pPr>
+      <w:r>
+        <w:rPr>
+          <w:b/>
+          <w:sz w:val="18"/>
+        </w:rPr>
+        <w:t xml:space="preserve">[2019 Shift] Q#1 (MCQ): </w:t>
+      </w:r>
+      <w:r>
+        <w:rPr>
+          <w:sz w:val="18"/>
+        </w:rPr>
+        <w:t xml:space="preserve">"Consider the following table : Gas a/(k Pa dm 6 mol -1 ) b/(dm 3 mol -1 ) A 642.32 0.05196 B 155.21 0.04136 C 431.91 0.05196 D 155.21 0.4382..."  </w:t>
       </w:r>
       <w:r>
         <w:rPr>
@@ -1216,13 +1243,13 @@
           <w:b/>
           <w:sz w:val="18"/>
         </w:rPr>
-        <w:t xml:space="preserve">[2023 Morning Shift] Q#2 (Numerical): </w:t>
+        <w:t xml:space="preserve">[2017 Shift] Q#1 (MCQ): </w:t>
       </w:r>
       <w:r>
         <w:rPr>
           <w:sz w:val="18"/>
         </w:rPr>
-        <w:t xml:space="preserve">"The total pressure of a mixture of non-reacting gases X(0.6g) and Y(0.45g) in a vessel is 740mm of Hg . The partial pressure of the ..."  </w:t>
+        <w:t xml:space="preserve">"Among the following, the incorrect statement is :..."  </w:t>
       </w:r>
       <w:r>
         <w:rPr>
@@ -1230,34 +1257,7 @@
           <w:color w:val="2B6CB0"/>
           <w:sz w:val="18"/>
         </w:rPr>
-        <w:t>[Ans: 555]</w:t>
-      </w:r>
-    </w:p>
-    <w:p>
-      <w:pPr>
-        <w:pStyle w:val="ListBullet"/>
-        <w:spacing w:after="40"/>
-      </w:pPr>
-      <w:r>
-        <w:rPr>
-          <w:b/>
-          <w:sz w:val="18"/>
-        </w:rPr>
-        <w:t xml:space="preserve">[2022 Evening Shift] Q#2 (Numerical): </w:t>
-      </w:r>
-      <w:r>
-        <w:rPr>
-          <w:sz w:val="18"/>
-        </w:rPr>
-        <w:t xml:space="preserve">"A rigid nitrogen tank stored inside a laboratory has a pressure of 30 atm at 06:00 am when the temperature is 27 ° C. At 03:00 pm, ..."  </w:t>
-      </w:r>
-      <w:r>
-        <w:rPr>
-          <w:b/>
-          <w:color w:val="2B6CB0"/>
-          <w:sz w:val="18"/>
-        </w:rPr>
-        <w:t>[Ans: 32]</w:t>
+        <w:t>[Ans: N/A]</w:t>
       </w:r>
     </w:p>
     <w:p>
@@ -1481,7 +1481,7 @@
           <w:color w:val="1A365D"/>
           <w:sz w:val="22"/>
         </w:rPr>
-        <w:t>Benchmark Problem 3: JEE Main 2023 (Online) 8th April Evening Shift (Q#2)</w:t>
+        <w:t>Benchmark Problem 3: JEE Main 2022 (Online) 29th June Morning Shift (Q#3)</w:t>
       </w:r>
     </w:p>
     <w:p>
@@ -1492,55 +1492,7 @@
         <w:rPr>
           <w:sz w:val="20"/>
         </w:rPr>
-        <w:t>Arrange the following gases in increasing order of van der Waals constant 'a' A. Ar B. CH_(4) C. H_(2)O D. C_(6)H_(6) Choose the correct option from the following.</w:t>
-      </w:r>
-    </w:p>
-    <w:p>
-      <w:pPr>
-        <w:pStyle w:val="ListBullet"/>
-        <w:spacing w:after="20"/>
-      </w:pPr>
-      <w:r>
-        <w:rPr>
-          <w:sz w:val="19"/>
-        </w:rPr>
-        <w:t>(A) , C, B and A</w:t>
-      </w:r>
-    </w:p>
-    <w:p>
-      <w:pPr>
-        <w:pStyle w:val="ListBullet"/>
-        <w:spacing w:after="20"/>
-      </w:pPr>
-      <w:r>
-        <w:rPr>
-          <w:sz w:val="19"/>
-        </w:rPr>
-        <w:t>(B) , B, C and D</w:t>
-      </w:r>
-    </w:p>
-    <w:p>
-      <w:pPr>
-        <w:pStyle w:val="ListBullet"/>
-        <w:spacing w:after="20"/>
-      </w:pPr>
-      <w:r>
-        <w:rPr>
-          <w:sz w:val="19"/>
-        </w:rPr>
-        <w:t>(C) , C, D and A</w:t>
-      </w:r>
-    </w:p>
-    <w:p>
-      <w:pPr>
-        <w:pStyle w:val="ListBullet"/>
-        <w:spacing w:after="20"/>
-      </w:pPr>
-      <w:r>
-        <w:rPr>
-          <w:sz w:val="19"/>
-        </w:rPr>
-        <w:t>(D) , D, B and A</w:t>
+        <w:t>Geraniol, a volatile organic compound, is a component of rose oil. The density of the vapour is 0.46 gL - 1 at 257 ° C and 100 mm Hg. The molar mass of geraniol is ____________ g mol - 1 . (Nearest Integer) [Given : R = 0.082 L atm K - 1 mol - 1 ]</w:t>
       </w:r>
     </w:p>
     <w:tbl>
@@ -1571,7 +1523,7 @@
                 <w:color w:val="1A365D"/>
                 <w:sz w:val="19"/>
               </w:rPr>
-              <w:t>Correct Answer: None</w:t>
+              <w:t>Correct Answer: 152</w:t>
               <w:br/>
             </w:r>
             <w:r>
@@ -1581,7 +1533,7 @@
               </w:rPr>
               <w:t>Solution Analysis:</w:t>
               <w:br/>
-              <w:t>The van der Waals constant 'a' is a measure of the strength of the intermolecular forces in a gas. Larger molecules and molecules with stronger intermolecular forces will have larger 'a' constants. Here, we are comparing argon (Ar), methane (CH₄), water (H₂O), and benzene (C₆H₆). Argon (Ar) is a noble gas and is monoatomic. Methane (CH₄) is a small molecule with weak intermolecular forces. Water (H₂O) is a small molecule but has strong hydrogen bonding, making its intermolecular forces stronger than those in methane. Benzene (C₆H₆) is a larger molecule than the others and has relatively strong intermolecular forces due to its larger size and polarizability. So, in the increasing order of van der Waals constant 'a', it should be: Argon (Ar) &lt; Methane (CH₄) &lt; Water (H₂O) &lt; Benzene (C₆H₆)</w:t>
+              <w:t>From ideal gas equation we know PV = nRT ⇒ PV=(W / M)RT ⇒ P=(W / V).(RT / M) ⇒ P=d.(RT / M) [ ∵ d=(W / V) ] We know, 760 mm of Hg = 1 atm ∴ 100 mm of Hg = (100 / 760) atm ∴ Pressure (P) = (100 / 760) atm Density (d) = 0.46 R = 0.082 L atm K - 1 mol - 1 T = (257 + 273) K = 530 K Putting the values in above equation, we get (100 / 760)=(0.46 × 0.082 × 530 / M) ⇒ M = 152</w:t>
             </w:r>
           </w:p>
         </w:tc>
